--- a/materials/docx/06-mixed-round.docx
+++ b/materials/docx/06-mixed-round.docx
@@ -143,7 +143,7 @@
                 <w:i w:val="0"/>
                 <w:sz w:val="21"/>
               </w:rPr>
-              <w:t>Who lived with his grandmother when he was a child?</w:t>
+              <w:t>Who was left with a grandmother as a small child?</w:t>
             </w:r>
           </w:p>
         </w:tc>
@@ -491,7 +491,7 @@
                 <w:i w:val="0"/>
                 <w:sz w:val="21"/>
               </w:rPr>
-              <w:t>Who was born on the same day as his son?</w:t>
+              <w:t>Who had a son with the same birthday?</w:t>
             </w:r>
           </w:p>
         </w:tc>

--- a/materials/docx/06-mixed-round.docx
+++ b/materials/docx/06-mixed-round.docx
@@ -47,9 +47,9 @@
         <w:tblLook w:firstColumn="1" w:firstRow="1" w:lastColumn="0" w:lastRow="0" w:noHBand="0" w:noVBand="1" w:val="04A0"/>
       </w:tblPr>
       <w:tblGrid>
-        <w:gridCol w:w="3400"/>
-        <w:gridCol w:w="3400"/>
-        <w:gridCol w:w="3400"/>
+        <w:gridCol w:w="3289"/>
+        <w:gridCol w:w="3289"/>
+        <w:gridCol w:w="3289"/>
       </w:tblGrid>
       <w:tr>
         <w:tc>
@@ -662,8 +662,8 @@
         <w:tblLook w:firstColumn="1" w:firstRow="1" w:lastColumn="0" w:lastRow="0" w:noHBand="0" w:noVBand="1" w:val="04A0"/>
       </w:tblPr>
       <w:tblGrid>
-        <w:gridCol w:w="5100"/>
-        <w:gridCol w:w="5100"/>
+        <w:gridCol w:w="4933"/>
+        <w:gridCol w:w="4933"/>
       </w:tblGrid>
       <w:tr>
         <w:tc>
@@ -886,10 +886,10 @@
         <w:tblLook w:firstColumn="1" w:firstRow="1" w:lastColumn="0" w:lastRow="0" w:noHBand="0" w:noVBand="1" w:val="04A0"/>
       </w:tblPr>
       <w:tblGrid>
-        <w:gridCol w:w="2550"/>
-        <w:gridCol w:w="2550"/>
-        <w:gridCol w:w="2550"/>
-        <w:gridCol w:w="2550"/>
+        <w:gridCol w:w="2466"/>
+        <w:gridCol w:w="2466"/>
+        <w:gridCol w:w="2466"/>
+        <w:gridCol w:w="2466"/>
       </w:tblGrid>
       <w:tr>
         <w:tc>
@@ -1495,7 +1495,7 @@
     <w:p>
       <w:pPr>
         <w:sectPr>
-          <w:pgSz w:w="12240" w:h="15840"/>
+          <w:pgSz w:w="11906" w:h="16838"/>
           <w:pgMar w:top="907" w:right="1020" w:bottom="907" w:left="1020" w:header="720" w:footer="720" w:gutter="0"/>
           <w:cols w:space="720"/>
           <w:docGrid w:linePitch="360"/>
@@ -1545,10 +1545,10 @@
         <w:tblLook w:firstColumn="1" w:firstRow="1" w:lastColumn="0" w:lastRow="0" w:noHBand="0" w:noVBand="1" w:val="04A0"/>
       </w:tblPr>
       <w:tblGrid>
-        <w:gridCol w:w="2550"/>
-        <w:gridCol w:w="2550"/>
-        <w:gridCol w:w="2550"/>
-        <w:gridCol w:w="2550"/>
+        <w:gridCol w:w="2466"/>
+        <w:gridCol w:w="2466"/>
+        <w:gridCol w:w="2466"/>
+        <w:gridCol w:w="2466"/>
       </w:tblGrid>
       <w:tr>
         <w:tc>
@@ -1745,8 +1745,8 @@
         <w:tblLook w:firstColumn="1" w:firstRow="1" w:lastColumn="0" w:lastRow="0" w:noHBand="0" w:noVBand="1" w:val="04A0"/>
       </w:tblPr>
       <w:tblGrid>
-        <w:gridCol w:w="5100"/>
-        <w:gridCol w:w="5100"/>
+        <w:gridCol w:w="4933"/>
+        <w:gridCol w:w="4933"/>
       </w:tblGrid>
       <w:tr>
         <w:tc>
@@ -1974,7 +1974,7 @@
       </w:tr>
     </w:tbl>
     <w:sectPr>
-      <w:pgSz w:w="12240" w:h="15840"/>
+      <w:pgSz w:w="11906" w:h="16838"/>
       <w:pgMar w:top="907" w:right="1020" w:bottom="907" w:left="1020" w:header="720" w:footer="720" w:gutter="0"/>
       <w:cols w:space="720"/>
       <w:docGrid w:linePitch="360"/>
